--- a/New Microsoft Word Document.docx
+++ b/New Microsoft Word Document.docx
@@ -4,10 +4,82 @@
   <w:body>
     <w:p>
       <w:r>
-        <w:t xml:space="preserve">Samar abdul rahim zanaty ahmed  </w:t>
+        <w:t xml:space="preserve">Samar </w:t>
+      </w:r>
+      <w:proofErr w:type="spellStart"/>
+      <w:r>
+        <w:t>abdul</w:t>
+      </w:r>
+      <w:proofErr w:type="spellEnd"/>
+      <w:r>
+        <w:t xml:space="preserve"> </w:t>
+      </w:r>
+      <w:proofErr w:type="spellStart"/>
+      <w:r>
+        <w:t>rahim</w:t>
+      </w:r>
+      <w:proofErr w:type="spellEnd"/>
+      <w:r>
+        <w:t xml:space="preserve"> </w:t>
+      </w:r>
+      <w:proofErr w:type="spellStart"/>
+      <w:r>
+        <w:t>zanaty</w:t>
+      </w:r>
+      <w:proofErr w:type="spellEnd"/>
+      <w:r>
+        <w:t xml:space="preserve"> </w:t>
+      </w:r>
+      <w:proofErr w:type="spellStart"/>
+      <w:r>
+        <w:t>ahmed</w:t>
+      </w:r>
+      <w:proofErr w:type="spellEnd"/>
+      <w:r>
+        <w:t xml:space="preserve">  </w:t>
+      </w:r>
+    </w:p>
+    <w:p>
+      <w:pPr>
+        <w:jc w:val="center"/>
+        <w:rPr>
+          <w:b/>
+          <w:bCs/>
+          <w:sz w:val="40"/>
+          <w:szCs w:val="40"/>
+        </w:rPr>
+      </w:pPr>
+      <w:proofErr w:type="spellStart"/>
+      <w:r>
+        <w:rPr>
+          <w:b/>
+          <w:bCs/>
+          <w:sz w:val="40"/>
+          <w:szCs w:val="40"/>
+        </w:rPr>
+        <w:t>Git</w:t>
+      </w:r>
+      <w:proofErr w:type="spellEnd"/>
+      <w:r>
+        <w:rPr>
+          <w:b/>
+          <w:bCs/>
+          <w:sz w:val="40"/>
+          <w:szCs w:val="40"/>
+        </w:rPr>
+        <w:t xml:space="preserve"> H</w:t>
       </w:r>
       <w:bookmarkStart w:id="0" w:name="_GoBack"/>
       <w:bookmarkEnd w:id="0"/>
+      <w:r>
+        <w:rPr>
+          <w:b/>
+          <w:bCs/>
+          <w:sz w:val="40"/>
+          <w:szCs w:val="40"/>
+        </w:rPr>
+        <w:t>ub</w:t>
+      </w:r>
     </w:p>
     <w:sectPr>
       <w:pgSz w:w="12240" w:h="15840"/>
